--- a/check/Assignment2.docx
+++ b/check/Assignment2.docx
@@ -9,6 +9,8 @@
           <w:rFonts w:ascii="Times New Roman" w:hAnsi="Times New Roman" w:cs="Times New Roman"/>
           <w:b/>
           <w:bCs/>
+          <w:sz w:val="24"/>
+          <w:szCs w:val="24"/>
         </w:rPr>
       </w:pPr>
       <w:r>
@@ -16,8 +18,70 @@
           <w:rFonts w:ascii="Times New Roman" w:hAnsi="Times New Roman" w:cs="Times New Roman"/>
           <w:b/>
           <w:bCs/>
-        </w:rPr>
-        <w:t>Defects and inconsistencies inspection forms</w:t>
+          <w:sz w:val="24"/>
+          <w:szCs w:val="24"/>
+        </w:rPr>
+        <w:t>Defects</w:t>
+      </w:r>
+      <w:r>
+        <w:rPr>
+          <w:rFonts w:ascii="Times New Roman" w:hAnsi="Times New Roman" w:cs="Times New Roman"/>
+          <w:b/>
+          <w:bCs/>
+          <w:sz w:val="24"/>
+          <w:szCs w:val="24"/>
+        </w:rPr>
+        <w:t xml:space="preserve"> &amp;</w:t>
+      </w:r>
+      <w:r>
+        <w:rPr>
+          <w:rFonts w:ascii="Times New Roman" w:hAnsi="Times New Roman" w:cs="Times New Roman"/>
+          <w:b/>
+          <w:bCs/>
+          <w:sz w:val="24"/>
+          <w:szCs w:val="24"/>
+        </w:rPr>
+        <w:t xml:space="preserve"> </w:t>
+      </w:r>
+      <w:r>
+        <w:rPr>
+          <w:rFonts w:ascii="Times New Roman" w:hAnsi="Times New Roman" w:cs="Times New Roman"/>
+          <w:b/>
+          <w:bCs/>
+          <w:sz w:val="24"/>
+          <w:szCs w:val="24"/>
+        </w:rPr>
+        <w:t>I</w:t>
+      </w:r>
+      <w:r>
+        <w:rPr>
+          <w:rFonts w:ascii="Times New Roman" w:hAnsi="Times New Roman" w:cs="Times New Roman"/>
+          <w:b/>
+          <w:bCs/>
+          <w:sz w:val="24"/>
+          <w:szCs w:val="24"/>
+        </w:rPr>
+        <w:t xml:space="preserve">nconsistencies </w:t>
+      </w:r>
+      <w:r>
+        <w:rPr>
+          <w:rFonts w:ascii="Times New Roman" w:hAnsi="Times New Roman" w:cs="Times New Roman"/>
+          <w:b/>
+          <w:bCs/>
+          <w:sz w:val="24"/>
+          <w:szCs w:val="24"/>
+        </w:rPr>
+        <w:t>I</w:t>
+      </w:r>
+      <w:r>
+        <w:rPr>
+          <w:rFonts w:ascii="Times New Roman" w:hAnsi="Times New Roman" w:cs="Times New Roman"/>
+          <w:b/>
+          <w:bCs/>
+          <w:sz w:val="24"/>
+          <w:szCs w:val="24"/>
+        </w:rPr>
+        <w:t>nspection</w:t>
       </w:r>
     </w:p>
     <w:p>
@@ -37,47 +101,27 @@
         <w:rPr>
           <w:rFonts w:ascii="Times New Roman" w:hAnsi="Times New Roman" w:cs="Times New Roman"/>
         </w:rPr>
-        <w:t>Time spent during inspection_____</w:t>
+        <w:t xml:space="preserve">Time spent during </w:t>
       </w:r>
       <w:r>
         <w:rPr>
           <w:rFonts w:ascii="Times New Roman" w:hAnsi="Times New Roman" w:cs="Times New Roman"/>
-          <w:u w:val="single"/>
-        </w:rPr>
-        <w:t>45 mints</w:t>
-      </w:r>
-      <w:r>
-        <w:rPr>
-          <w:rFonts w:ascii="Times New Roman" w:hAnsi="Times New Roman" w:cs="Times New Roman"/>
-        </w:rPr>
-        <w:t>_______</w:t>
+        </w:rPr>
+        <w:t>task 1: 60 mints</w:t>
       </w:r>
     </w:p>
     <w:p>
       <w:pPr>
         <w:pStyle w:val="Heading1"/>
-        <w:rPr>
-          <w:rFonts w:ascii="Times New Roman" w:hAnsi="Times New Roman" w:cs="Times New Roman"/>
-        </w:rPr>
       </w:pPr>
       <w:r>
-        <w:rPr>
-          <w:rFonts w:ascii="Times New Roman" w:hAnsi="Times New Roman" w:cs="Times New Roman"/>
-        </w:rPr>
         <w:t xml:space="preserve">Defects table </w:t>
       </w:r>
-    </w:p>
-    <w:p>
-      <w:pPr>
-        <w:rPr>
-          <w:rFonts w:ascii="Times New Roman" w:hAnsi="Times New Roman" w:cs="Times New Roman"/>
-        </w:rPr>
-      </w:pPr>
     </w:p>
     <w:tbl>
       <w:tblPr>
         <w:tblStyle w:val="TableGrid"/>
-        <w:tblW w:w="10980" w:type="dxa"/>
+        <w:tblW w:w="11070" w:type="dxa"/>
         <w:tblInd w:w="-815" w:type="dxa"/>
         <w:tblLayout w:type="fixed"/>
         <w:tblLook w:val="04A0" w:firstRow="1" w:lastRow="0" w:firstColumn="1" w:lastColumn="0" w:noHBand="0" w:noVBand="1"/>
@@ -87,9 +131,9 @@
         <w:gridCol w:w="1442"/>
         <w:gridCol w:w="1534"/>
         <w:gridCol w:w="1073"/>
-        <w:gridCol w:w="3623"/>
-        <w:gridCol w:w="916"/>
-        <w:gridCol w:w="1334"/>
+        <w:gridCol w:w="3893"/>
+        <w:gridCol w:w="900"/>
+        <w:gridCol w:w="1170"/>
       </w:tblGrid>
       <w:tr>
         <w:tc>
@@ -190,7 +234,7 @@
         </w:tc>
         <w:tc>
           <w:tcPr>
-            <w:tcW w:w="3623" w:type="dxa"/>
+            <w:tcW w:w="3893" w:type="dxa"/>
             <w:hideMark/>
           </w:tcPr>
           <w:p>
@@ -214,7 +258,7 @@
         </w:tc>
         <w:tc>
           <w:tcPr>
-            <w:tcW w:w="916" w:type="dxa"/>
+            <w:tcW w:w="900" w:type="dxa"/>
             <w:hideMark/>
           </w:tcPr>
           <w:p>
@@ -238,7 +282,7 @@
         </w:tc>
         <w:tc>
           <w:tcPr>
-            <w:tcW w:w="1334" w:type="dxa"/>
+            <w:tcW w:w="1170" w:type="dxa"/>
             <w:hideMark/>
           </w:tcPr>
           <w:p>
@@ -344,7 +388,7 @@
         </w:tc>
         <w:tc>
           <w:tcPr>
-            <w:tcW w:w="3623" w:type="dxa"/>
+            <w:tcW w:w="3893" w:type="dxa"/>
             <w:hideMark/>
           </w:tcPr>
           <w:p>
@@ -364,21 +408,21 @@
         </w:tc>
         <w:tc>
           <w:tcPr>
-            <w:tcW w:w="916" w:type="dxa"/>
-            <w:hideMark/>
-          </w:tcPr>
-          <w:p>
-            <w:pPr>
-              <w:spacing w:line="276" w:lineRule="auto"/>
-              <w:rPr>
-                <w:rFonts w:ascii="Times New Roman" w:hAnsi="Times New Roman" w:cs="Times New Roman"/>
-              </w:rPr>
-            </w:pPr>
-          </w:p>
-        </w:tc>
-        <w:tc>
-          <w:tcPr>
-            <w:tcW w:w="1334" w:type="dxa"/>
+            <w:tcW w:w="900" w:type="dxa"/>
+            <w:hideMark/>
+          </w:tcPr>
+          <w:p>
+            <w:pPr>
+              <w:spacing w:line="276" w:lineRule="auto"/>
+              <w:rPr>
+                <w:rFonts w:ascii="Times New Roman" w:hAnsi="Times New Roman" w:cs="Times New Roman"/>
+              </w:rPr>
+            </w:pPr>
+          </w:p>
+        </w:tc>
+        <w:tc>
+          <w:tcPr>
+            <w:tcW w:w="1170" w:type="dxa"/>
             <w:hideMark/>
           </w:tcPr>
           <w:p>
@@ -476,7 +520,7 @@
         </w:tc>
         <w:tc>
           <w:tcPr>
-            <w:tcW w:w="3623" w:type="dxa"/>
+            <w:tcW w:w="3893" w:type="dxa"/>
             <w:hideMark/>
           </w:tcPr>
           <w:p>
@@ -496,21 +540,21 @@
         </w:tc>
         <w:tc>
           <w:tcPr>
-            <w:tcW w:w="916" w:type="dxa"/>
-            <w:hideMark/>
-          </w:tcPr>
-          <w:p>
-            <w:pPr>
-              <w:spacing w:line="276" w:lineRule="auto"/>
-              <w:rPr>
-                <w:rFonts w:ascii="Times New Roman" w:hAnsi="Times New Roman" w:cs="Times New Roman"/>
-              </w:rPr>
-            </w:pPr>
-          </w:p>
-        </w:tc>
-        <w:tc>
-          <w:tcPr>
-            <w:tcW w:w="1334" w:type="dxa"/>
+            <w:tcW w:w="900" w:type="dxa"/>
+            <w:hideMark/>
+          </w:tcPr>
+          <w:p>
+            <w:pPr>
+              <w:spacing w:line="276" w:lineRule="auto"/>
+              <w:rPr>
+                <w:rFonts w:ascii="Times New Roman" w:hAnsi="Times New Roman" w:cs="Times New Roman"/>
+              </w:rPr>
+            </w:pPr>
+          </w:p>
+        </w:tc>
+        <w:tc>
+          <w:tcPr>
+            <w:tcW w:w="1170" w:type="dxa"/>
             <w:hideMark/>
           </w:tcPr>
           <w:p>
@@ -606,7 +650,7 @@
         </w:tc>
         <w:tc>
           <w:tcPr>
-            <w:tcW w:w="3623" w:type="dxa"/>
+            <w:tcW w:w="3893" w:type="dxa"/>
             <w:hideMark/>
           </w:tcPr>
           <w:p>
@@ -626,21 +670,21 @@
         </w:tc>
         <w:tc>
           <w:tcPr>
-            <w:tcW w:w="916" w:type="dxa"/>
-            <w:hideMark/>
-          </w:tcPr>
-          <w:p>
-            <w:pPr>
-              <w:spacing w:line="276" w:lineRule="auto"/>
-              <w:rPr>
-                <w:rFonts w:ascii="Times New Roman" w:hAnsi="Times New Roman" w:cs="Times New Roman"/>
-              </w:rPr>
-            </w:pPr>
-          </w:p>
-        </w:tc>
-        <w:tc>
-          <w:tcPr>
-            <w:tcW w:w="1334" w:type="dxa"/>
+            <w:tcW w:w="900" w:type="dxa"/>
+            <w:hideMark/>
+          </w:tcPr>
+          <w:p>
+            <w:pPr>
+              <w:spacing w:line="276" w:lineRule="auto"/>
+              <w:rPr>
+                <w:rFonts w:ascii="Times New Roman" w:hAnsi="Times New Roman" w:cs="Times New Roman"/>
+              </w:rPr>
+            </w:pPr>
+          </w:p>
+        </w:tc>
+        <w:tc>
+          <w:tcPr>
+            <w:tcW w:w="1170" w:type="dxa"/>
             <w:hideMark/>
           </w:tcPr>
           <w:p>
@@ -736,7 +780,7 @@
         </w:tc>
         <w:tc>
           <w:tcPr>
-            <w:tcW w:w="3623" w:type="dxa"/>
+            <w:tcW w:w="3893" w:type="dxa"/>
             <w:hideMark/>
           </w:tcPr>
           <w:p>
@@ -756,21 +800,21 @@
         </w:tc>
         <w:tc>
           <w:tcPr>
-            <w:tcW w:w="916" w:type="dxa"/>
-            <w:hideMark/>
-          </w:tcPr>
-          <w:p>
-            <w:pPr>
-              <w:spacing w:line="276" w:lineRule="auto"/>
-              <w:rPr>
-                <w:rFonts w:ascii="Times New Roman" w:hAnsi="Times New Roman" w:cs="Times New Roman"/>
-              </w:rPr>
-            </w:pPr>
-          </w:p>
-        </w:tc>
-        <w:tc>
-          <w:tcPr>
-            <w:tcW w:w="1334" w:type="dxa"/>
+            <w:tcW w:w="900" w:type="dxa"/>
+            <w:hideMark/>
+          </w:tcPr>
+          <w:p>
+            <w:pPr>
+              <w:spacing w:line="276" w:lineRule="auto"/>
+              <w:rPr>
+                <w:rFonts w:ascii="Times New Roman" w:hAnsi="Times New Roman" w:cs="Times New Roman"/>
+              </w:rPr>
+            </w:pPr>
+          </w:p>
+        </w:tc>
+        <w:tc>
+          <w:tcPr>
+            <w:tcW w:w="1170" w:type="dxa"/>
             <w:hideMark/>
           </w:tcPr>
           <w:p>
@@ -866,7 +910,7 @@
         </w:tc>
         <w:tc>
           <w:tcPr>
-            <w:tcW w:w="3623" w:type="dxa"/>
+            <w:tcW w:w="3893" w:type="dxa"/>
             <w:hideMark/>
           </w:tcPr>
           <w:p>
@@ -886,21 +930,21 @@
         </w:tc>
         <w:tc>
           <w:tcPr>
-            <w:tcW w:w="916" w:type="dxa"/>
-            <w:hideMark/>
-          </w:tcPr>
-          <w:p>
-            <w:pPr>
-              <w:spacing w:line="276" w:lineRule="auto"/>
-              <w:rPr>
-                <w:rFonts w:ascii="Times New Roman" w:hAnsi="Times New Roman" w:cs="Times New Roman"/>
-              </w:rPr>
-            </w:pPr>
-          </w:p>
-        </w:tc>
-        <w:tc>
-          <w:tcPr>
-            <w:tcW w:w="1334" w:type="dxa"/>
+            <w:tcW w:w="900" w:type="dxa"/>
+            <w:hideMark/>
+          </w:tcPr>
+          <w:p>
+            <w:pPr>
+              <w:spacing w:line="276" w:lineRule="auto"/>
+              <w:rPr>
+                <w:rFonts w:ascii="Times New Roman" w:hAnsi="Times New Roman" w:cs="Times New Roman"/>
+              </w:rPr>
+            </w:pPr>
+          </w:p>
+        </w:tc>
+        <w:tc>
+          <w:tcPr>
+            <w:tcW w:w="1170" w:type="dxa"/>
             <w:hideMark/>
           </w:tcPr>
           <w:p>
@@ -996,7 +1040,7 @@
         </w:tc>
         <w:tc>
           <w:tcPr>
-            <w:tcW w:w="3623" w:type="dxa"/>
+            <w:tcW w:w="3893" w:type="dxa"/>
             <w:hideMark/>
           </w:tcPr>
           <w:p>
@@ -1016,21 +1060,21 @@
         </w:tc>
         <w:tc>
           <w:tcPr>
-            <w:tcW w:w="916" w:type="dxa"/>
-            <w:hideMark/>
-          </w:tcPr>
-          <w:p>
-            <w:pPr>
-              <w:spacing w:line="276" w:lineRule="auto"/>
-              <w:rPr>
-                <w:rFonts w:ascii="Times New Roman" w:hAnsi="Times New Roman" w:cs="Times New Roman"/>
-              </w:rPr>
-            </w:pPr>
-          </w:p>
-        </w:tc>
-        <w:tc>
-          <w:tcPr>
-            <w:tcW w:w="1334" w:type="dxa"/>
+            <w:tcW w:w="900" w:type="dxa"/>
+            <w:hideMark/>
+          </w:tcPr>
+          <w:p>
+            <w:pPr>
+              <w:spacing w:line="276" w:lineRule="auto"/>
+              <w:rPr>
+                <w:rFonts w:ascii="Times New Roman" w:hAnsi="Times New Roman" w:cs="Times New Roman"/>
+              </w:rPr>
+            </w:pPr>
+          </w:p>
+        </w:tc>
+        <w:tc>
+          <w:tcPr>
+            <w:tcW w:w="1170" w:type="dxa"/>
             <w:hideMark/>
           </w:tcPr>
           <w:p>
@@ -1126,7 +1170,7 @@
         </w:tc>
         <w:tc>
           <w:tcPr>
-            <w:tcW w:w="3623" w:type="dxa"/>
+            <w:tcW w:w="3893" w:type="dxa"/>
             <w:hideMark/>
           </w:tcPr>
           <w:p>
@@ -1146,21 +1190,21 @@
         </w:tc>
         <w:tc>
           <w:tcPr>
-            <w:tcW w:w="916" w:type="dxa"/>
-            <w:hideMark/>
-          </w:tcPr>
-          <w:p>
-            <w:pPr>
-              <w:spacing w:line="276" w:lineRule="auto"/>
-              <w:rPr>
-                <w:rFonts w:ascii="Times New Roman" w:hAnsi="Times New Roman" w:cs="Times New Roman"/>
-              </w:rPr>
-            </w:pPr>
-          </w:p>
-        </w:tc>
-        <w:tc>
-          <w:tcPr>
-            <w:tcW w:w="1334" w:type="dxa"/>
+            <w:tcW w:w="900" w:type="dxa"/>
+            <w:hideMark/>
+          </w:tcPr>
+          <w:p>
+            <w:pPr>
+              <w:spacing w:line="276" w:lineRule="auto"/>
+              <w:rPr>
+                <w:rFonts w:ascii="Times New Roman" w:hAnsi="Times New Roman" w:cs="Times New Roman"/>
+              </w:rPr>
+            </w:pPr>
+          </w:p>
+        </w:tc>
+        <w:tc>
+          <w:tcPr>
+            <w:tcW w:w="1170" w:type="dxa"/>
             <w:hideMark/>
           </w:tcPr>
           <w:p>
@@ -1257,7 +1301,7 @@
         </w:tc>
         <w:tc>
           <w:tcPr>
-            <w:tcW w:w="3623" w:type="dxa"/>
+            <w:tcW w:w="3893" w:type="dxa"/>
             <w:hideMark/>
           </w:tcPr>
           <w:p>
@@ -1277,21 +1321,21 @@
         </w:tc>
         <w:tc>
           <w:tcPr>
-            <w:tcW w:w="916" w:type="dxa"/>
-            <w:hideMark/>
-          </w:tcPr>
-          <w:p>
-            <w:pPr>
-              <w:spacing w:line="276" w:lineRule="auto"/>
-              <w:rPr>
-                <w:rFonts w:ascii="Times New Roman" w:hAnsi="Times New Roman" w:cs="Times New Roman"/>
-              </w:rPr>
-            </w:pPr>
-          </w:p>
-        </w:tc>
-        <w:tc>
-          <w:tcPr>
-            <w:tcW w:w="1334" w:type="dxa"/>
+            <w:tcW w:w="900" w:type="dxa"/>
+            <w:hideMark/>
+          </w:tcPr>
+          <w:p>
+            <w:pPr>
+              <w:spacing w:line="276" w:lineRule="auto"/>
+              <w:rPr>
+                <w:rFonts w:ascii="Times New Roman" w:hAnsi="Times New Roman" w:cs="Times New Roman"/>
+              </w:rPr>
+            </w:pPr>
+          </w:p>
+        </w:tc>
+        <w:tc>
+          <w:tcPr>
+            <w:tcW w:w="1170" w:type="dxa"/>
             <w:hideMark/>
           </w:tcPr>
           <w:p>
@@ -1324,23 +1368,17 @@
     <w:p>
       <w:pPr>
         <w:pStyle w:val="Heading1"/>
-        <w:rPr>
-          <w:rFonts w:ascii="Times New Roman" w:hAnsi="Times New Roman" w:cs="Times New Roman"/>
-        </w:rPr>
       </w:pPr>
       <w:bookmarkStart w:id="0" w:name="_oxlyajsjx5rj" w:colFirst="0" w:colLast="0"/>
       <w:bookmarkEnd w:id="0"/>
       <w:r>
-        <w:rPr>
-          <w:rFonts w:ascii="Times New Roman" w:hAnsi="Times New Roman" w:cs="Times New Roman"/>
-        </w:rPr>
         <w:t xml:space="preserve">Inconsistencies table </w:t>
       </w:r>
     </w:p>
     <w:tbl>
       <w:tblPr>
         <w:tblStyle w:val="TableGrid"/>
-        <w:tblW w:w="10980" w:type="dxa"/>
+        <w:tblW w:w="11160" w:type="dxa"/>
         <w:tblInd w:w="-815" w:type="dxa"/>
         <w:tblLayout w:type="fixed"/>
         <w:tblLook w:val="04A0" w:firstRow="1" w:lastRow="0" w:firstColumn="1" w:lastColumn="0" w:noHBand="0" w:noVBand="1"/>
@@ -1350,9 +1388,9 @@
         <w:gridCol w:w="1260"/>
         <w:gridCol w:w="1530"/>
         <w:gridCol w:w="1620"/>
-        <w:gridCol w:w="3780"/>
+        <w:gridCol w:w="4050"/>
         <w:gridCol w:w="900"/>
-        <w:gridCol w:w="1350"/>
+        <w:gridCol w:w="1260"/>
       </w:tblGrid>
       <w:tr>
         <w:tc>
@@ -1477,7 +1515,7 @@
         </w:tc>
         <w:tc>
           <w:tcPr>
-            <w:tcW w:w="3780" w:type="dxa"/>
+            <w:tcW w:w="4050" w:type="dxa"/>
             <w:hideMark/>
           </w:tcPr>
           <w:p>
@@ -1537,7 +1575,7 @@
         </w:tc>
         <w:tc>
           <w:tcPr>
-            <w:tcW w:w="1350" w:type="dxa"/>
+            <w:tcW w:w="1260" w:type="dxa"/>
             <w:hideMark/>
           </w:tcPr>
           <w:p>
@@ -1645,7 +1683,7 @@
         </w:tc>
         <w:tc>
           <w:tcPr>
-            <w:tcW w:w="3780" w:type="dxa"/>
+            <w:tcW w:w="4050" w:type="dxa"/>
             <w:hideMark/>
           </w:tcPr>
           <w:p>
@@ -1677,7 +1715,7 @@
         </w:tc>
         <w:tc>
           <w:tcPr>
-            <w:tcW w:w="1350" w:type="dxa"/>
+            <w:tcW w:w="1260" w:type="dxa"/>
             <w:hideMark/>
           </w:tcPr>
           <w:p>
@@ -1768,7 +1806,7 @@
         </w:tc>
         <w:tc>
           <w:tcPr>
-            <w:tcW w:w="3780" w:type="dxa"/>
+            <w:tcW w:w="4050" w:type="dxa"/>
             <w:hideMark/>
           </w:tcPr>
           <w:p>
@@ -1800,7 +1838,7 @@
         </w:tc>
         <w:tc>
           <w:tcPr>
-            <w:tcW w:w="1350" w:type="dxa"/>
+            <w:tcW w:w="1260" w:type="dxa"/>
             <w:hideMark/>
           </w:tcPr>
           <w:p>
@@ -1891,7 +1929,7 @@
         </w:tc>
         <w:tc>
           <w:tcPr>
-            <w:tcW w:w="3780" w:type="dxa"/>
+            <w:tcW w:w="4050" w:type="dxa"/>
             <w:hideMark/>
           </w:tcPr>
           <w:p>
@@ -1923,7 +1961,7 @@
         </w:tc>
         <w:tc>
           <w:tcPr>
-            <w:tcW w:w="1350" w:type="dxa"/>
+            <w:tcW w:w="1260" w:type="dxa"/>
             <w:hideMark/>
           </w:tcPr>
           <w:p>
@@ -2014,7 +2052,7 @@
         </w:tc>
         <w:tc>
           <w:tcPr>
-            <w:tcW w:w="3780" w:type="dxa"/>
+            <w:tcW w:w="4050" w:type="dxa"/>
             <w:hideMark/>
           </w:tcPr>
           <w:p>
@@ -2046,7 +2084,7 @@
         </w:tc>
         <w:tc>
           <w:tcPr>
-            <w:tcW w:w="1350" w:type="dxa"/>
+            <w:tcW w:w="1260" w:type="dxa"/>
             <w:hideMark/>
           </w:tcPr>
           <w:p>
@@ -2137,7 +2175,7 @@
         </w:tc>
         <w:tc>
           <w:tcPr>
-            <w:tcW w:w="3780" w:type="dxa"/>
+            <w:tcW w:w="4050" w:type="dxa"/>
             <w:hideMark/>
           </w:tcPr>
           <w:p>
@@ -2169,7 +2207,7 @@
         </w:tc>
         <w:tc>
           <w:tcPr>
-            <w:tcW w:w="1350" w:type="dxa"/>
+            <w:tcW w:w="1260" w:type="dxa"/>
             <w:hideMark/>
           </w:tcPr>
           <w:p>
@@ -2182,13 +2220,6 @@
         </w:tc>
       </w:tr>
     </w:tbl>
-    <w:p>
-      <w:pPr>
-        <w:rPr>
-          <w:rFonts w:ascii="Times New Roman" w:hAnsi="Times New Roman" w:cs="Times New Roman"/>
-        </w:rPr>
-      </w:pPr>
-    </w:p>
     <w:p>
       <w:pPr>
         <w:rPr>
@@ -2236,19 +2267,52 @@
     <w:p>
       <w:pPr>
         <w:pStyle w:val="Heading1"/>
-        <w:rPr>
-          <w:rFonts w:ascii="Times New Roman" w:hAnsi="Times New Roman" w:cs="Times New Roman"/>
-        </w:rPr>
       </w:pPr>
       <w:r>
-        <w:rPr>
-          <w:rFonts w:ascii="Times New Roman" w:hAnsi="Times New Roman" w:cs="Times New Roman"/>
-        </w:rPr>
         <w:t>Task 2: Documenting conflicts</w:t>
       </w:r>
     </w:p>
     <w:p>
       <w:pPr>
+        <w:spacing w:line="360" w:lineRule="auto"/>
+        <w:rPr>
+          <w:rFonts w:ascii="Times New Roman" w:hAnsi="Times New Roman" w:cs="Times New Roman"/>
+        </w:rPr>
+      </w:pPr>
+      <w:r>
+        <w:rPr>
+          <w:rFonts w:ascii="Times New Roman" w:hAnsi="Times New Roman" w:cs="Times New Roman"/>
+        </w:rPr>
+        <w:t xml:space="preserve">Time spent during </w:t>
+      </w:r>
+      <w:r>
+        <w:rPr>
+          <w:rFonts w:ascii="Times New Roman" w:hAnsi="Times New Roman" w:cs="Times New Roman"/>
+        </w:rPr>
+        <w:t>task 2</w:t>
+      </w:r>
+      <w:r>
+        <w:rPr>
+          <w:rFonts w:ascii="Times New Roman" w:hAnsi="Times New Roman" w:cs="Times New Roman"/>
+        </w:rPr>
+        <w:t xml:space="preserve">: </w:t>
+      </w:r>
+      <w:r>
+        <w:rPr>
+          <w:rFonts w:ascii="Times New Roman" w:hAnsi="Times New Roman" w:cs="Times New Roman"/>
+        </w:rPr>
+        <w:t>12</w:t>
+      </w:r>
+      <w:r>
+        <w:rPr>
+          <w:rFonts w:ascii="Times New Roman" w:hAnsi="Times New Roman" w:cs="Times New Roman"/>
+        </w:rPr>
+        <w:t>0 mints</w:t>
+      </w:r>
+    </w:p>
+    <w:p>
+      <w:pPr>
+        <w:spacing w:line="360" w:lineRule="auto"/>
         <w:rPr>
           <w:rFonts w:ascii="Times New Roman" w:hAnsi="Times New Roman" w:cs="Times New Roman"/>
         </w:rPr>
@@ -2262,6 +2326,7 @@
     </w:p>
     <w:p>
       <w:pPr>
+        <w:spacing w:line="360" w:lineRule="auto"/>
         <w:rPr>
           <w:rFonts w:ascii="Times New Roman" w:hAnsi="Times New Roman" w:cs="Times New Roman"/>
         </w:rPr>
@@ -2275,6 +2340,7 @@
     </w:p>
     <w:p>
       <w:pPr>
+        <w:spacing w:line="360" w:lineRule="auto"/>
         <w:rPr>
           <w:rFonts w:ascii="Times New Roman" w:hAnsi="Times New Roman" w:cs="Times New Roman"/>
         </w:rPr>
@@ -2288,6 +2354,7 @@
     </w:p>
     <w:p>
       <w:pPr>
+        <w:spacing w:line="360" w:lineRule="auto"/>
         <w:rPr>
           <w:rFonts w:ascii="Times New Roman" w:hAnsi="Times New Roman" w:cs="Times New Roman"/>
         </w:rPr>
@@ -2301,6 +2368,7 @@
     </w:p>
     <w:p>
       <w:pPr>
+        <w:spacing w:line="360" w:lineRule="auto"/>
         <w:rPr>
           <w:rFonts w:ascii="Times New Roman" w:hAnsi="Times New Roman" w:cs="Times New Roman"/>
         </w:rPr>
@@ -2314,6 +2382,7 @@
     </w:p>
     <w:p>
       <w:pPr>
+        <w:spacing w:line="360" w:lineRule="auto"/>
         <w:rPr>
           <w:rFonts w:ascii="Times New Roman" w:hAnsi="Times New Roman" w:cs="Times New Roman"/>
         </w:rPr>
@@ -2327,6 +2396,7 @@
     </w:p>
     <w:p>
       <w:pPr>
+        <w:spacing w:line="360" w:lineRule="auto"/>
         <w:rPr>
           <w:rFonts w:ascii="Times New Roman" w:hAnsi="Times New Roman" w:cs="Times New Roman"/>
         </w:rPr>
@@ -2340,6 +2410,7 @@
     </w:p>
     <w:p>
       <w:pPr>
+        <w:spacing w:line="360" w:lineRule="auto"/>
         <w:rPr>
           <w:rFonts w:ascii="Times New Roman" w:hAnsi="Times New Roman" w:cs="Times New Roman"/>
         </w:rPr>
@@ -2353,6 +2424,7 @@
     </w:p>
     <w:p>
       <w:pPr>
+        <w:spacing w:line="360" w:lineRule="auto"/>
         <w:rPr>
           <w:rFonts w:ascii="Times New Roman" w:hAnsi="Times New Roman" w:cs="Times New Roman"/>
         </w:rPr>
@@ -2380,6 +2452,7 @@
     </w:p>
     <w:p>
       <w:pPr>
+        <w:spacing w:line="360" w:lineRule="auto"/>
         <w:rPr>
           <w:rFonts w:ascii="Times New Roman" w:hAnsi="Times New Roman" w:cs="Times New Roman"/>
         </w:rPr>
@@ -5709,14 +5782,81 @@
     </w:p>
     <w:p>
       <w:pPr>
+        <w:rPr>
+          <w:rFonts w:ascii="Times New Roman" w:hAnsi="Times New Roman" w:cs="Times New Roman"/>
+        </w:rPr>
+      </w:pPr>
+    </w:p>
+    <w:p>
+      <w:pPr>
+        <w:rPr>
+          <w:rFonts w:ascii="Times New Roman" w:hAnsi="Times New Roman" w:cs="Times New Roman"/>
+        </w:rPr>
+      </w:pPr>
+    </w:p>
+    <w:p>
+      <w:pPr>
+        <w:rPr>
+          <w:rFonts w:ascii="Times New Roman" w:hAnsi="Times New Roman" w:cs="Times New Roman"/>
+        </w:rPr>
+      </w:pPr>
+    </w:p>
+    <w:p>
+      <w:pPr>
         <w:pStyle w:val="Heading1"/>
       </w:pPr>
       <w:r>
+        <w:lastRenderedPageBreak/>
         <w:t>Task 3: Conflict Resolution</w:t>
       </w:r>
     </w:p>
     <w:p>
       <w:pPr>
+        <w:spacing w:line="360" w:lineRule="auto"/>
+        <w:rPr>
+          <w:rFonts w:ascii="Times New Roman" w:hAnsi="Times New Roman" w:cs="Times New Roman"/>
+        </w:rPr>
+      </w:pPr>
+      <w:r>
+        <w:rPr>
+          <w:rFonts w:ascii="Times New Roman" w:hAnsi="Times New Roman" w:cs="Times New Roman"/>
+        </w:rPr>
+        <w:t xml:space="preserve">Time spent during </w:t>
+      </w:r>
+      <w:r>
+        <w:rPr>
+          <w:rFonts w:ascii="Times New Roman" w:hAnsi="Times New Roman" w:cs="Times New Roman"/>
+        </w:rPr>
+        <w:t xml:space="preserve">task </w:t>
+      </w:r>
+      <w:r>
+        <w:rPr>
+          <w:rFonts w:ascii="Times New Roman" w:hAnsi="Times New Roman" w:cs="Times New Roman"/>
+        </w:rPr>
+        <w:t>3</w:t>
+      </w:r>
+      <w:r>
+        <w:rPr>
+          <w:rFonts w:ascii="Times New Roman" w:hAnsi="Times New Roman" w:cs="Times New Roman"/>
+        </w:rPr>
+        <w:t xml:space="preserve">: </w:t>
+      </w:r>
+      <w:r>
+        <w:rPr>
+          <w:rFonts w:ascii="Times New Roman" w:hAnsi="Times New Roman" w:cs="Times New Roman"/>
+        </w:rPr>
+        <w:t>12</w:t>
+      </w:r>
+      <w:r>
+        <w:rPr>
+          <w:rFonts w:ascii="Times New Roman" w:hAnsi="Times New Roman" w:cs="Times New Roman"/>
+        </w:rPr>
+        <w:t>0 mints</w:t>
+      </w:r>
+    </w:p>
+    <w:p>
+      <w:pPr>
+        <w:spacing w:line="360" w:lineRule="auto"/>
         <w:rPr>
           <w:rFonts w:ascii="Times New Roman" w:hAnsi="Times New Roman" w:cs="Times New Roman"/>
         </w:rPr>
@@ -5730,6 +5870,7 @@
     </w:p>
     <w:p>
       <w:pPr>
+        <w:spacing w:line="360" w:lineRule="auto"/>
         <w:rPr>
           <w:rFonts w:ascii="Times New Roman" w:hAnsi="Times New Roman" w:cs="Times New Roman"/>
         </w:rPr>
@@ -5738,7 +5879,6 @@
         <w:rPr>
           <w:rFonts w:ascii="Times New Roman" w:hAnsi="Times New Roman" w:cs="Times New Roman"/>
         </w:rPr>
-        <w:lastRenderedPageBreak/>
         <w:t>Statements are conflicting as one relies on automatic deduction while the other depends on manual entry, which can lead to inventory discrepancies.</w:t>
       </w:r>
     </w:p>
@@ -6036,6 +6176,7 @@
     </w:p>
     <w:p>
       <w:pPr>
+        <w:spacing w:line="360" w:lineRule="auto"/>
         <w:rPr>
           <w:rFonts w:ascii="Times New Roman" w:hAnsi="Times New Roman" w:cs="Times New Roman"/>
           <w:lang w:val="en-US"/>
@@ -6051,6 +6192,7 @@
     </w:p>
     <w:p>
       <w:pPr>
+        <w:spacing w:line="360" w:lineRule="auto"/>
         <w:rPr>
           <w:rFonts w:ascii="Times New Roman" w:hAnsi="Times New Roman" w:cs="Times New Roman"/>
           <w:lang w:val="en-US"/>
@@ -6331,6 +6473,7 @@
                 <w:bdr w:val="none" w:sz="0" w:space="0" w:color="auto" w:frame="1"/>
                 <w:lang w:val="en-US"/>
               </w:rPr>
+              <w:lastRenderedPageBreak/>
               <w:t>environments, and</w:t>
             </w:r>
             <w:proofErr w:type="gramEnd"/>
@@ -6359,6 +6502,7 @@
     </w:p>
     <w:p>
       <w:pPr>
+        <w:spacing w:line="360" w:lineRule="auto"/>
         <w:rPr>
           <w:rFonts w:ascii="Times New Roman" w:hAnsi="Times New Roman" w:cs="Times New Roman"/>
           <w:lang w:val="en-US"/>
@@ -6374,6 +6518,7 @@
     </w:p>
     <w:p>
       <w:pPr>
+        <w:spacing w:line="360" w:lineRule="auto"/>
         <w:rPr>
           <w:rFonts w:ascii="Times New Roman" w:hAnsi="Times New Roman" w:cs="Times New Roman"/>
           <w:lang w:val="en-US"/>
@@ -6440,7 +6585,6 @@
                 <w:bdr w:val="none" w:sz="0" w:space="0" w:color="auto" w:frame="1"/>
                 <w:lang w:val="en-US"/>
               </w:rPr>
-              <w:lastRenderedPageBreak/>
               <w:t>Operator</w:t>
             </w:r>
           </w:p>
@@ -6691,6 +6835,7 @@
     </w:p>
     <w:p>
       <w:pPr>
+        <w:spacing w:line="360" w:lineRule="auto"/>
         <w:rPr>
           <w:rFonts w:ascii="Times New Roman" w:hAnsi="Times New Roman" w:cs="Times New Roman"/>
           <w:lang w:val="en-US"/>
@@ -6706,6 +6851,7 @@
     </w:p>
     <w:p>
       <w:pPr>
+        <w:spacing w:line="360" w:lineRule="auto"/>
         <w:rPr>
           <w:rFonts w:ascii="Times New Roman" w:hAnsi="Times New Roman" w:cs="Times New Roman"/>
           <w:lang w:val="en-US"/>
@@ -6993,11 +7139,57 @@
         <w:pStyle w:val="Heading1"/>
       </w:pPr>
       <w:r>
+        <w:lastRenderedPageBreak/>
         <w:t>Task 4: Conflict Evaluation</w:t>
       </w:r>
     </w:p>
     <w:p>
       <w:pPr>
+        <w:spacing w:line="360" w:lineRule="auto"/>
+        <w:rPr>
+          <w:rFonts w:ascii="Times New Roman" w:hAnsi="Times New Roman" w:cs="Times New Roman"/>
+        </w:rPr>
+      </w:pPr>
+      <w:r>
+        <w:rPr>
+          <w:rFonts w:ascii="Times New Roman" w:hAnsi="Times New Roman" w:cs="Times New Roman"/>
+        </w:rPr>
+        <w:t xml:space="preserve">Time spent during </w:t>
+      </w:r>
+      <w:r>
+        <w:rPr>
+          <w:rFonts w:ascii="Times New Roman" w:hAnsi="Times New Roman" w:cs="Times New Roman"/>
+        </w:rPr>
+        <w:t xml:space="preserve">task </w:t>
+      </w:r>
+      <w:r>
+        <w:rPr>
+          <w:rFonts w:ascii="Times New Roman" w:hAnsi="Times New Roman" w:cs="Times New Roman"/>
+        </w:rPr>
+        <w:t>4</w:t>
+      </w:r>
+      <w:r>
+        <w:rPr>
+          <w:rFonts w:ascii="Times New Roman" w:hAnsi="Times New Roman" w:cs="Times New Roman"/>
+        </w:rPr>
+        <w:t xml:space="preserve">: </w:t>
+      </w:r>
+      <w:r>
+        <w:rPr>
+          <w:rFonts w:ascii="Times New Roman" w:hAnsi="Times New Roman" w:cs="Times New Roman"/>
+        </w:rPr>
+        <w:t>12</w:t>
+      </w:r>
+      <w:r>
+        <w:rPr>
+          <w:rFonts w:ascii="Times New Roman" w:hAnsi="Times New Roman" w:cs="Times New Roman"/>
+        </w:rPr>
+        <w:t>0 mints</w:t>
+      </w:r>
+    </w:p>
+    <w:p>
+      <w:pPr>
+        <w:spacing w:line="360" w:lineRule="auto"/>
         <w:rPr>
           <w:rFonts w:ascii="Times New Roman" w:hAnsi="Times New Roman" w:cs="Times New Roman"/>
           <w:lang w:val="en-US"/>
@@ -7013,6 +7205,7 @@
     </w:p>
     <w:p>
       <w:pPr>
+        <w:spacing w:line="360" w:lineRule="auto"/>
         <w:rPr>
           <w:rFonts w:ascii="Times New Roman" w:hAnsi="Times New Roman" w:cs="Times New Roman"/>
           <w:lang w:val="en-US"/>
@@ -7111,6 +7304,7 @@
     </w:p>
     <w:p>
       <w:pPr>
+        <w:spacing w:line="360" w:lineRule="auto"/>
         <w:rPr>
           <w:rFonts w:ascii="Times New Roman" w:hAnsi="Times New Roman" w:cs="Times New Roman"/>
           <w:lang w:val="en-US"/>
@@ -7457,7 +7651,6 @@
                 <w:rFonts w:ascii="Times New Roman" w:hAnsi="Times New Roman" w:cs="Times New Roman"/>
                 <w:lang w:val="en-US"/>
               </w:rPr>
-              <w:lastRenderedPageBreak/>
               <w:t>Minimal inconvenience</w:t>
             </w:r>
           </w:p>
@@ -7637,6 +7830,7 @@
     </w:p>
     <w:p>
       <w:pPr>
+        <w:spacing w:line="360" w:lineRule="auto"/>
         <w:rPr>
           <w:rFonts w:ascii="Times New Roman" w:hAnsi="Times New Roman" w:cs="Times New Roman"/>
         </w:rPr>
@@ -7650,6 +7844,7 @@
     </w:p>
     <w:p>
       <w:pPr>
+        <w:spacing w:line="360" w:lineRule="auto"/>
         <w:rPr>
           <w:rFonts w:ascii="Times New Roman" w:hAnsi="Times New Roman" w:cs="Times New Roman"/>
         </w:rPr>
@@ -7657,6 +7852,7 @@
     </w:p>
     <w:p>
       <w:pPr>
+        <w:spacing w:line="360" w:lineRule="auto"/>
         <w:rPr>
           <w:rFonts w:ascii="Times New Roman" w:hAnsi="Times New Roman" w:cs="Times New Roman"/>
           <w:lang w:val="en-US"/>
@@ -8187,6 +8383,7 @@
     </w:p>
     <w:p>
       <w:pPr>
+        <w:spacing w:line="360" w:lineRule="auto"/>
         <w:rPr>
           <w:rFonts w:ascii="Times New Roman" w:hAnsi="Times New Roman" w:cs="Times New Roman"/>
         </w:rPr>
@@ -8200,6 +8397,7 @@
     </w:p>
     <w:p>
       <w:pPr>
+        <w:spacing w:line="360" w:lineRule="auto"/>
         <w:rPr>
           <w:rFonts w:ascii="Times New Roman" w:hAnsi="Times New Roman" w:cs="Times New Roman"/>
         </w:rPr>
@@ -8207,6 +8405,7 @@
     </w:p>
     <w:p>
       <w:pPr>
+        <w:spacing w:line="360" w:lineRule="auto"/>
         <w:rPr>
           <w:rFonts w:ascii="Times New Roman" w:hAnsi="Times New Roman" w:cs="Times New Roman"/>
         </w:rPr>
@@ -8217,6 +8416,14 @@
         </w:rPr>
         <w:t>3. Consider the divergence between the statements (S1, S9) 'System automatically deducts ingredients from the digital pantry when a meal is cooked' and 'Transactional pages must load in under 2 seconds, even in mobile grocery environments with poor network'.</w:t>
       </w:r>
+    </w:p>
+    <w:p>
+      <w:pPr>
+        <w:spacing w:line="360" w:lineRule="auto"/>
+        <w:rPr>
+          <w:rFonts w:ascii="Times New Roman" w:hAnsi="Times New Roman" w:cs="Times New Roman"/>
+        </w:rPr>
+      </w:pPr>
     </w:p>
     <w:p>
       <w:pPr>
@@ -8258,6 +8465,7 @@
                 <w:bCs/>
                 <w:lang w:val="en-US"/>
               </w:rPr>
+              <w:lastRenderedPageBreak/>
               <w:t>Evaluation Criteria NFR</w:t>
             </w:r>
           </w:p>
@@ -8714,6 +8922,7 @@
     </w:p>
     <w:p>
       <w:pPr>
+        <w:spacing w:line="360" w:lineRule="auto"/>
         <w:rPr>
           <w:rFonts w:ascii="Times New Roman" w:hAnsi="Times New Roman" w:cs="Times New Roman"/>
         </w:rPr>
@@ -8727,6 +8936,7 @@
     </w:p>
     <w:p>
       <w:pPr>
+        <w:spacing w:line="360" w:lineRule="auto"/>
         <w:rPr>
           <w:rFonts w:ascii="Times New Roman" w:hAnsi="Times New Roman" w:cs="Times New Roman"/>
         </w:rPr>
@@ -8734,6 +8944,7 @@
     </w:p>
     <w:p>
       <w:pPr>
+        <w:spacing w:line="360" w:lineRule="auto"/>
         <w:rPr>
           <w:rFonts w:ascii="Times New Roman" w:hAnsi="Times New Roman" w:cs="Times New Roman"/>
         </w:rPr>
@@ -9241,7 +9452,6 @@
         <w:rPr>
           <w:rFonts w:ascii="Times New Roman" w:hAnsi="Times New Roman" w:cs="Times New Roman"/>
         </w:rPr>
-        <w:lastRenderedPageBreak/>
         <w:t>The option "Route queries to read-replica database" seems to be a better option according to above estimates.</w:t>
       </w:r>
     </w:p>
@@ -9254,13 +9464,6 @@
     </w:p>
     <w:p>
       <w:pPr>
-        <w:rPr>
-          <w:rFonts w:ascii="Times New Roman" w:hAnsi="Times New Roman" w:cs="Times New Roman"/>
-        </w:rPr>
-      </w:pPr>
-    </w:p>
-    <w:p>
-      <w:pPr>
         <w:pStyle w:val="Heading1"/>
         <w:rPr>
           <w:lang w:val="en-US"/>
@@ -9275,6 +9478,81 @@
     </w:p>
     <w:p>
       <w:pPr>
+        <w:spacing w:line="360" w:lineRule="auto"/>
+        <w:rPr>
+          <w:rFonts w:ascii="Times New Roman" w:hAnsi="Times New Roman" w:cs="Times New Roman"/>
+          <w:lang w:val="en-US"/>
+        </w:rPr>
+      </w:pPr>
+      <w:r>
+        <w:rPr>
+          <w:rFonts w:ascii="Times New Roman" w:hAnsi="Times New Roman" w:cs="Times New Roman"/>
+          <w:lang w:val="en-US"/>
+        </w:rPr>
+        <w:t xml:space="preserve">Time spent during </w:t>
+      </w:r>
+      <w:proofErr w:type="gramStart"/>
+      <w:r>
+        <w:rPr>
+          <w:rFonts w:ascii="Times New Roman" w:hAnsi="Times New Roman" w:cs="Times New Roman"/>
+          <w:lang w:val="en-US"/>
+        </w:rPr>
+        <w:t>t</w:t>
+      </w:r>
+      <w:r>
+        <w:rPr>
+          <w:rFonts w:ascii="Times New Roman" w:hAnsi="Times New Roman" w:cs="Times New Roman"/>
+          <w:lang w:val="en-US"/>
+        </w:rPr>
+        <w:t>ask</w:t>
+      </w:r>
+      <w:proofErr w:type="gramEnd"/>
+      <w:r>
+        <w:rPr>
+          <w:rFonts w:ascii="Times New Roman" w:hAnsi="Times New Roman" w:cs="Times New Roman"/>
+          <w:lang w:val="en-US"/>
+        </w:rPr>
+        <w:t xml:space="preserve"> </w:t>
+      </w:r>
+      <w:r>
+        <w:rPr>
+          <w:rFonts w:ascii="Times New Roman" w:hAnsi="Times New Roman" w:cs="Times New Roman"/>
+          <w:lang w:val="en-US"/>
+        </w:rPr>
+        <w:t>5</w:t>
+      </w:r>
+      <w:r>
+        <w:rPr>
+          <w:rFonts w:ascii="Times New Roman" w:hAnsi="Times New Roman" w:cs="Times New Roman"/>
+          <w:lang w:val="en-US"/>
+        </w:rPr>
+        <w:t xml:space="preserve">: </w:t>
+      </w:r>
+      <w:r>
+        <w:rPr>
+          <w:rFonts w:ascii="Times New Roman" w:hAnsi="Times New Roman" w:cs="Times New Roman"/>
+          <w:lang w:val="en-US"/>
+        </w:rPr>
+        <w:t>18</w:t>
+      </w:r>
+      <w:r>
+        <w:rPr>
+          <w:rFonts w:ascii="Times New Roman" w:hAnsi="Times New Roman" w:cs="Times New Roman"/>
+          <w:lang w:val="en-US"/>
+        </w:rPr>
+        <w:t>0</w:t>
+      </w:r>
+      <w:r>
+        <w:rPr>
+          <w:rFonts w:ascii="Times New Roman" w:hAnsi="Times New Roman" w:cs="Times New Roman"/>
+          <w:lang w:val="en-US"/>
+        </w:rPr>
+        <w:t xml:space="preserve"> mints</w:t>
+      </w:r>
+    </w:p>
+    <w:p>
+      <w:pPr>
+        <w:spacing w:line="360" w:lineRule="auto"/>
         <w:rPr>
           <w:rFonts w:ascii="Times New Roman" w:hAnsi="Times New Roman" w:cs="Times New Roman"/>
           <w:lang w:val="en-US"/>
@@ -9292,6 +9570,7 @@
     </w:p>
     <w:p>
       <w:pPr>
+        <w:spacing w:line="360" w:lineRule="auto"/>
         <w:rPr>
           <w:rFonts w:ascii="Times New Roman" w:hAnsi="Times New Roman" w:cs="Times New Roman"/>
           <w:lang w:val="en-US"/>
@@ -9309,6 +9588,7 @@
     </w:p>
     <w:p>
       <w:pPr>
+        <w:spacing w:line="360" w:lineRule="auto"/>
         <w:rPr>
           <w:rFonts w:ascii="Times New Roman" w:hAnsi="Times New Roman" w:cs="Times New Roman"/>
           <w:lang w:val="en-US"/>
@@ -9324,6 +9604,7 @@
     </w:p>
     <w:p>
       <w:pPr>
+        <w:spacing w:line="360" w:lineRule="auto"/>
         <w:rPr>
           <w:rFonts w:ascii="Times New Roman" w:hAnsi="Times New Roman" w:cs="Times New Roman"/>
           <w:lang w:val="en-US"/>
@@ -9339,6 +9620,7 @@
     </w:p>
     <w:p>
       <w:pPr>
+        <w:spacing w:line="360" w:lineRule="auto"/>
         <w:rPr>
           <w:rFonts w:ascii="Times New Roman" w:hAnsi="Times New Roman" w:cs="Times New Roman"/>
           <w:lang w:val="en-US"/>
@@ -9360,6 +9642,7 @@
           <w:ilvl w:val="0"/>
           <w:numId w:val="2"/>
         </w:numPr>
+        <w:spacing w:line="360" w:lineRule="auto"/>
         <w:rPr>
           <w:rFonts w:ascii="Times New Roman" w:hAnsi="Times New Roman" w:cs="Times New Roman"/>
           <w:lang w:val="en-US"/>
@@ -9388,6 +9671,7 @@
           <w:ilvl w:val="0"/>
           <w:numId w:val="2"/>
         </w:numPr>
+        <w:spacing w:line="360" w:lineRule="auto"/>
         <w:rPr>
           <w:rFonts w:ascii="Times New Roman" w:hAnsi="Times New Roman" w:cs="Times New Roman"/>
           <w:lang w:val="en-US"/>
@@ -9400,6 +9684,7 @@
           <w:bCs/>
           <w:lang w:val="en-US"/>
         </w:rPr>
+        <w:lastRenderedPageBreak/>
         <w:t>Security Risk:</w:t>
       </w:r>
       <w:r>
@@ -9416,6 +9701,7 @@
           <w:ilvl w:val="0"/>
           <w:numId w:val="2"/>
         </w:numPr>
+        <w:spacing w:line="360" w:lineRule="auto"/>
         <w:rPr>
           <w:rFonts w:ascii="Times New Roman" w:hAnsi="Times New Roman" w:cs="Times New Roman"/>
           <w:lang w:val="en-US"/>
@@ -9440,6 +9726,7 @@
     </w:p>
     <w:p>
       <w:pPr>
+        <w:spacing w:line="360" w:lineRule="auto"/>
         <w:rPr>
           <w:rFonts w:ascii="Times New Roman" w:hAnsi="Times New Roman" w:cs="Times New Roman"/>
           <w:lang w:val="en-US"/>
@@ -9457,6 +9744,7 @@
     </w:p>
     <w:p>
       <w:pPr>
+        <w:spacing w:line="360" w:lineRule="auto"/>
         <w:rPr>
           <w:rFonts w:ascii="Times New Roman" w:hAnsi="Times New Roman" w:cs="Times New Roman"/>
           <w:lang w:val="en-US"/>
@@ -9476,6 +9764,7 @@
           <w:ilvl w:val="0"/>
           <w:numId w:val="3"/>
         </w:numPr>
+        <w:spacing w:line="360" w:lineRule="auto"/>
         <w:rPr>
           <w:rFonts w:ascii="Times New Roman" w:hAnsi="Times New Roman" w:cs="Times New Roman"/>
           <w:lang w:val="en-US"/>
@@ -9504,6 +9793,7 @@
           <w:ilvl w:val="1"/>
           <w:numId w:val="3"/>
         </w:numPr>
+        <w:spacing w:line="360" w:lineRule="auto"/>
         <w:rPr>
           <w:rFonts w:ascii="Times New Roman" w:hAnsi="Times New Roman" w:cs="Times New Roman"/>
           <w:lang w:val="en-US"/>
@@ -9523,6 +9813,7 @@
           <w:ilvl w:val="1"/>
           <w:numId w:val="3"/>
         </w:numPr>
+        <w:spacing w:line="360" w:lineRule="auto"/>
         <w:rPr>
           <w:rFonts w:ascii="Times New Roman" w:hAnsi="Times New Roman" w:cs="Times New Roman"/>
           <w:lang w:val="en-US"/>
@@ -9551,6 +9842,7 @@
           <w:ilvl w:val="2"/>
           <w:numId w:val="3"/>
         </w:numPr>
+        <w:spacing w:line="360" w:lineRule="auto"/>
         <w:rPr>
           <w:rFonts w:ascii="Times New Roman" w:hAnsi="Times New Roman" w:cs="Times New Roman"/>
           <w:lang w:val="en-US"/>
@@ -9570,6 +9862,7 @@
           <w:ilvl w:val="2"/>
           <w:numId w:val="3"/>
         </w:numPr>
+        <w:spacing w:line="360" w:lineRule="auto"/>
         <w:rPr>
           <w:rFonts w:ascii="Times New Roman" w:hAnsi="Times New Roman" w:cs="Times New Roman"/>
           <w:lang w:val="en-US"/>
@@ -9598,6 +9891,7 @@
           <w:ilvl w:val="3"/>
           <w:numId w:val="3"/>
         </w:numPr>
+        <w:spacing w:line="360" w:lineRule="auto"/>
         <w:rPr>
           <w:rFonts w:ascii="Times New Roman" w:hAnsi="Times New Roman" w:cs="Times New Roman"/>
           <w:lang w:val="en-US"/>
@@ -9617,6 +9911,7 @@
           <w:ilvl w:val="3"/>
           <w:numId w:val="3"/>
         </w:numPr>
+        <w:spacing w:line="360" w:lineRule="auto"/>
         <w:rPr>
           <w:rFonts w:ascii="Times New Roman" w:hAnsi="Times New Roman" w:cs="Times New Roman"/>
           <w:lang w:val="en-US"/>
@@ -9632,6 +9927,7 @@
     </w:p>
     <w:p>
       <w:pPr>
+        <w:jc w:val="center"/>
         <w:rPr>
           <w:rFonts w:ascii="Times New Roman" w:hAnsi="Times New Roman" w:cs="Times New Roman"/>
           <w:lang w:val="en-US"/>
@@ -9640,12 +9936,12 @@
       <w:r>
         <w:rPr>
           <w:rFonts w:ascii="Times New Roman" w:hAnsi="Times New Roman" w:cs="Times New Roman"/>
-          <w:lang w:val="en-US"/>
-        </w:rPr>
-        <w:lastRenderedPageBreak/>
+          <w:noProof/>
+          <w:lang w:val="en-US"/>
+        </w:rPr>
         <w:drawing>
-          <wp:inline distT="0" distB="0" distL="0" distR="0" wp14:anchorId="1ECE2F3B" wp14:editId="66F6A793">
-            <wp:extent cx="3190898" cy="3409975"/>
+          <wp:inline distT="0" distB="0" distL="0" distR="0" wp14:anchorId="1ECE2F3B" wp14:editId="52DD067D">
+            <wp:extent cx="3190875" cy="3409950"/>
             <wp:effectExtent l="0" t="0" r="9525" b="0"/>
             <wp:docPr id="535512668" name="Picture 1"/>
             <wp:cNvGraphicFramePr>
@@ -9659,7 +9955,13 @@
                     <pic:cNvPicPr/>
                   </pic:nvPicPr>
                   <pic:blipFill>
-                    <a:blip r:embed="rId7"/>
+                    <a:blip r:embed="rId7">
+                      <a:extLst>
+                        <a:ext uri="{28A0092B-C50C-407E-A947-70E740481C1C}">
+                          <a14:useLocalDpi xmlns:a14="http://schemas.microsoft.com/office/drawing/2010/main" val="0"/>
+                        </a:ext>
+                      </a:extLst>
+                    </a:blip>
                     <a:stretch>
                       <a:fillRect/>
                     </a:stretch>
@@ -9667,7 +9969,7 @@
                   <pic:spPr>
                     <a:xfrm>
                       <a:off x="0" y="0"/>
-                      <a:ext cx="3190898" cy="3409975"/>
+                      <a:ext cx="3190875" cy="3409950"/>
                     </a:xfrm>
                     <a:prstGeom prst="rect">
                       <a:avLst/>
@@ -9687,9 +9989,25 @@
           <w:lang w:val="en-US"/>
         </w:rPr>
       </w:pPr>
+      <w:r>
+        <w:rPr>
+          <w:rFonts w:ascii="Times New Roman" w:hAnsi="Times New Roman" w:cs="Times New Roman"/>
+          <w:lang w:val="en-US"/>
+        </w:rPr>
+        <w:br w:type="page"/>
+      </w:r>
     </w:p>
     <w:p>
       <w:pPr>
+        <w:rPr>
+          <w:rFonts w:ascii="Times New Roman" w:hAnsi="Times New Roman" w:cs="Times New Roman"/>
+          <w:lang w:val="en-US"/>
+        </w:rPr>
+      </w:pPr>
+    </w:p>
+    <w:p>
+      <w:pPr>
+        <w:spacing w:line="360" w:lineRule="auto"/>
         <w:rPr>
           <w:rFonts w:ascii="Times New Roman" w:hAnsi="Times New Roman" w:cs="Times New Roman"/>
           <w:lang w:val="en-US"/>
@@ -10337,7 +10655,6 @@
                 <w:bCs/>
                 <w:lang w:val="en-US"/>
               </w:rPr>
-              <w:lastRenderedPageBreak/>
               <w:t>Communication Risk</w:t>
             </w:r>
           </w:p>
@@ -10434,6 +10751,7 @@
     </w:tbl>
     <w:p>
       <w:pPr>
+        <w:spacing w:line="360" w:lineRule="auto"/>
         <w:rPr>
           <w:rFonts w:ascii="Times New Roman" w:hAnsi="Times New Roman" w:cs="Times New Roman"/>
           <w:lang w:val="en-US"/>
@@ -10451,6 +10769,7 @@
     </w:p>
     <w:p>
       <w:pPr>
+        <w:spacing w:line="360" w:lineRule="auto"/>
         <w:rPr>
           <w:rFonts w:ascii="Times New Roman" w:hAnsi="Times New Roman" w:cs="Times New Roman"/>
           <w:lang w:val="en-US"/>
@@ -10466,6 +10785,7 @@
     </w:p>
     <w:p>
       <w:pPr>
+        <w:spacing w:line="360" w:lineRule="auto"/>
         <w:rPr>
           <w:rFonts w:ascii="Times New Roman" w:hAnsi="Times New Roman" w:cs="Times New Roman"/>
           <w:lang w:val="en-US"/>
@@ -10594,6 +10914,7 @@
     </w:p>
     <w:p>
       <w:pPr>
+        <w:spacing w:line="360" w:lineRule="auto"/>
         <w:rPr>
           <w:rFonts w:ascii="Times New Roman" w:hAnsi="Times New Roman" w:cs="Times New Roman"/>
           <w:lang w:val="en-US"/>
@@ -10650,6 +10971,7 @@
     </w:p>
     <w:p>
       <w:pPr>
+        <w:spacing w:line="360" w:lineRule="auto"/>
         <w:rPr>
           <w:rFonts w:ascii="Times New Roman" w:hAnsi="Times New Roman" w:cs="Times New Roman"/>
           <w:lang w:val="en-US"/>
@@ -10667,6 +10989,7 @@
     </w:p>
     <w:p>
       <w:pPr>
+        <w:spacing w:line="360" w:lineRule="auto"/>
         <w:rPr>
           <w:rFonts w:ascii="Times New Roman" w:hAnsi="Times New Roman" w:cs="Times New Roman"/>
           <w:lang w:val="en-US"/>
@@ -10682,6 +11005,7 @@
     </w:p>
     <w:p>
       <w:pPr>
+        <w:spacing w:line="360" w:lineRule="auto"/>
         <w:rPr>
           <w:rFonts w:ascii="Times New Roman" w:hAnsi="Times New Roman" w:cs="Times New Roman"/>
           <w:lang w:val="en-US"/>
@@ -10697,6 +11021,7 @@
     </w:p>
     <w:p>
       <w:pPr>
+        <w:spacing w:line="360" w:lineRule="auto"/>
         <w:rPr>
           <w:rFonts w:ascii="Times New Roman" w:hAnsi="Times New Roman" w:cs="Times New Roman"/>
           <w:lang w:val="en-US"/>
@@ -10707,6 +11032,7 @@
           <w:rFonts w:ascii="Times New Roman" w:hAnsi="Times New Roman" w:cs="Times New Roman"/>
           <w:lang w:val="en-US"/>
         </w:rPr>
+        <w:lastRenderedPageBreak/>
         <w:t>Countermeasure alternative 1 and 2:</w:t>
       </w:r>
     </w:p>
@@ -10716,6 +11042,7 @@
           <w:ilvl w:val="0"/>
           <w:numId w:val="4"/>
         </w:numPr>
+        <w:spacing w:line="360" w:lineRule="auto"/>
         <w:rPr>
           <w:rFonts w:ascii="Times New Roman" w:hAnsi="Times New Roman" w:cs="Times New Roman"/>
           <w:lang w:val="en-US"/>
@@ -10735,6 +11062,7 @@
           <w:ilvl w:val="0"/>
           <w:numId w:val="4"/>
         </w:numPr>
+        <w:spacing w:line="360" w:lineRule="auto"/>
         <w:rPr>
           <w:rFonts w:ascii="Times New Roman" w:hAnsi="Times New Roman" w:cs="Times New Roman"/>
           <w:lang w:val="en-US"/>
@@ -10766,6 +11094,7 @@
     </w:p>
     <w:p>
       <w:pPr>
+        <w:spacing w:line="360" w:lineRule="auto"/>
         <w:rPr>
           <w:rFonts w:ascii="Times New Roman" w:hAnsi="Times New Roman" w:cs="Times New Roman"/>
           <w:lang w:val="en-US"/>
@@ -10868,6 +11197,7 @@
     </w:p>
     <w:p>
       <w:pPr>
+        <w:spacing w:line="360" w:lineRule="auto"/>
         <w:rPr>
           <w:rFonts w:ascii="Times New Roman" w:hAnsi="Times New Roman" w:cs="Times New Roman"/>
           <w:lang w:val="en-US"/>
@@ -10970,6 +11300,7 @@
     </w:p>
     <w:p>
       <w:pPr>
+        <w:spacing w:line="360" w:lineRule="auto"/>
         <w:rPr>
           <w:rFonts w:ascii="Times New Roman" w:hAnsi="Times New Roman" w:cs="Times New Roman"/>
           <w:lang w:val="en-US"/>
@@ -11063,6 +11394,7 @@
     </w:p>
     <w:p>
       <w:pPr>
+        <w:spacing w:line="360" w:lineRule="auto"/>
         <w:rPr>
           <w:rFonts w:ascii="Times New Roman" w:hAnsi="Times New Roman" w:cs="Times New Roman"/>
           <w:lang w:val="en-US"/>
@@ -11080,6 +11412,7 @@
     </w:p>
     <w:p>
       <w:pPr>
+        <w:spacing w:line="360" w:lineRule="auto"/>
         <w:rPr>
           <w:rFonts w:ascii="Times New Roman" w:hAnsi="Times New Roman" w:cs="Times New Roman"/>
           <w:lang w:val="en-US"/>
@@ -11095,6 +11428,7 @@
     </w:p>
     <w:p>
       <w:pPr>
+        <w:spacing w:line="360" w:lineRule="auto"/>
         <w:rPr>
           <w:rFonts w:ascii="Times New Roman" w:hAnsi="Times New Roman" w:cs="Times New Roman"/>
           <w:lang w:val="en-US"/>
@@ -11110,6 +11444,7 @@
     </w:p>
     <w:p>
       <w:pPr>
+        <w:spacing w:line="360" w:lineRule="auto"/>
         <w:rPr>
           <w:rFonts w:ascii="Times New Roman" w:hAnsi="Times New Roman" w:cs="Times New Roman"/>
           <w:lang w:val="en-US"/>
@@ -11129,6 +11464,7 @@
           <w:ilvl w:val="0"/>
           <w:numId w:val="5"/>
         </w:numPr>
+        <w:spacing w:line="360" w:lineRule="auto"/>
         <w:rPr>
           <w:rFonts w:ascii="Times New Roman" w:hAnsi="Times New Roman" w:cs="Times New Roman"/>
           <w:lang w:val="en-US"/>
@@ -11148,6 +11484,7 @@
           <w:ilvl w:val="0"/>
           <w:numId w:val="5"/>
         </w:numPr>
+        <w:spacing w:line="360" w:lineRule="auto"/>
         <w:rPr>
           <w:rFonts w:ascii="Times New Roman" w:hAnsi="Times New Roman" w:cs="Times New Roman"/>
           <w:lang w:val="en-US"/>
@@ -11163,6 +11500,7 @@
     </w:p>
     <w:p>
       <w:pPr>
+        <w:spacing w:line="360" w:lineRule="auto"/>
         <w:rPr>
           <w:rFonts w:ascii="Times New Roman" w:hAnsi="Times New Roman" w:cs="Times New Roman"/>
           <w:lang w:val="en-US"/>
@@ -11265,6 +11603,7 @@
     </w:p>
     <w:p>
       <w:pPr>
+        <w:spacing w:line="360" w:lineRule="auto"/>
         <w:rPr>
           <w:rFonts w:ascii="Times New Roman" w:hAnsi="Times New Roman" w:cs="Times New Roman"/>
           <w:lang w:val="en-US"/>
@@ -11367,6 +11706,7 @@
     </w:p>
     <w:p>
       <w:pPr>
+        <w:spacing w:line="360" w:lineRule="auto"/>
         <w:rPr>
           <w:rFonts w:ascii="Times New Roman" w:hAnsi="Times New Roman" w:cs="Times New Roman"/>
           <w:lang w:val="en-US"/>
@@ -11460,6 +11800,7 @@
     </w:p>
     <w:p>
       <w:pPr>
+        <w:spacing w:line="360" w:lineRule="auto"/>
         <w:rPr>
           <w:rFonts w:ascii="Times New Roman" w:hAnsi="Times New Roman" w:cs="Times New Roman"/>
           <w:lang w:val="en-US"/>
@@ -11477,6 +11818,7 @@
     </w:p>
     <w:p>
       <w:pPr>
+        <w:spacing w:line="360" w:lineRule="auto"/>
         <w:rPr>
           <w:rFonts w:ascii="Times New Roman" w:hAnsi="Times New Roman" w:cs="Times New Roman"/>
           <w:lang w:val="en-US"/>
@@ -11492,6 +11834,7 @@
     </w:p>
     <w:p>
       <w:pPr>
+        <w:spacing w:line="360" w:lineRule="auto"/>
         <w:rPr>
           <w:rFonts w:ascii="Times New Roman" w:hAnsi="Times New Roman" w:cs="Times New Roman"/>
           <w:lang w:val="en-US"/>
@@ -11502,12 +11845,12 @@
           <w:rFonts w:ascii="Times New Roman" w:hAnsi="Times New Roman" w:cs="Times New Roman"/>
           <w:lang w:val="en-US"/>
         </w:rPr>
-        <w:lastRenderedPageBreak/>
         <w:t>Problem Statement: Currently the application is not using any encryption techniques to protect data. Therefore, it has very high chances of data breaches or hacking. The probability of data breaches is 35%. The cost of losing data will be measured in terms of cost of its reproduction which is estimated as 8.</w:t>
       </w:r>
     </w:p>
     <w:p>
       <w:pPr>
+        <w:spacing w:line="360" w:lineRule="auto"/>
         <w:rPr>
           <w:rFonts w:ascii="Times New Roman" w:hAnsi="Times New Roman" w:cs="Times New Roman"/>
           <w:lang w:val="en-US"/>
@@ -11527,6 +11870,7 @@
           <w:ilvl w:val="0"/>
           <w:numId w:val="6"/>
         </w:numPr>
+        <w:spacing w:line="360" w:lineRule="auto"/>
         <w:rPr>
           <w:rFonts w:ascii="Times New Roman" w:hAnsi="Times New Roman" w:cs="Times New Roman"/>
           <w:lang w:val="en-US"/>
@@ -11546,6 +11890,7 @@
           <w:ilvl w:val="0"/>
           <w:numId w:val="6"/>
         </w:numPr>
+        <w:spacing w:line="360" w:lineRule="auto"/>
         <w:rPr>
           <w:rFonts w:ascii="Times New Roman" w:hAnsi="Times New Roman" w:cs="Times New Roman"/>
           <w:lang w:val="en-US"/>
@@ -11556,11 +11901,13 @@
           <w:rFonts w:ascii="Times New Roman" w:hAnsi="Times New Roman" w:cs="Times New Roman"/>
           <w:lang w:val="en-US"/>
         </w:rPr>
+        <w:lastRenderedPageBreak/>
         <w:t>Add hash tables, salt algorithms, or cryptography to protect your critical data. This option will reduce the risk to 2% and is estimated to cost 3.</w:t>
       </w:r>
     </w:p>
     <w:p>
       <w:pPr>
+        <w:spacing w:line="360" w:lineRule="auto"/>
         <w:rPr>
           <w:rFonts w:ascii="Times New Roman" w:hAnsi="Times New Roman" w:cs="Times New Roman"/>
           <w:lang w:val="en-US"/>
@@ -11663,6 +12010,7 @@
     </w:p>
     <w:p>
       <w:pPr>
+        <w:spacing w:line="360" w:lineRule="auto"/>
         <w:rPr>
           <w:rFonts w:ascii="Times New Roman" w:hAnsi="Times New Roman" w:cs="Times New Roman"/>
           <w:lang w:val="en-US"/>
@@ -11765,6 +12113,7 @@
     </w:p>
     <w:p>
       <w:pPr>
+        <w:spacing w:line="360" w:lineRule="auto"/>
         <w:rPr>
           <w:rFonts w:ascii="Times New Roman" w:hAnsi="Times New Roman" w:cs="Times New Roman"/>
           <w:lang w:val="en-US"/>
@@ -11858,6 +12207,7 @@
     </w:p>
     <w:p>
       <w:pPr>
+        <w:spacing w:line="360" w:lineRule="auto"/>
         <w:rPr>
           <w:rFonts w:ascii="Times New Roman" w:hAnsi="Times New Roman" w:cs="Times New Roman"/>
           <w:lang w:val="en-US"/>
@@ -11875,6 +12225,7 @@
     </w:p>
     <w:p>
       <w:pPr>
+        <w:spacing w:line="360" w:lineRule="auto"/>
         <w:rPr>
           <w:rFonts w:ascii="Times New Roman" w:hAnsi="Times New Roman" w:cs="Times New Roman"/>
           <w:lang w:val="en-US"/>
@@ -11890,6 +12241,7 @@
     </w:p>
     <w:p>
       <w:pPr>
+        <w:spacing w:line="360" w:lineRule="auto"/>
         <w:rPr>
           <w:rFonts w:ascii="Times New Roman" w:hAnsi="Times New Roman" w:cs="Times New Roman"/>
           <w:lang w:val="en-US"/>
@@ -11905,6 +12257,7 @@
     </w:p>
     <w:p>
       <w:pPr>
+        <w:spacing w:line="360" w:lineRule="auto"/>
         <w:rPr>
           <w:rFonts w:ascii="Times New Roman" w:hAnsi="Times New Roman" w:cs="Times New Roman"/>
           <w:lang w:val="en-US"/>
@@ -11924,6 +12277,7 @@
           <w:ilvl w:val="0"/>
           <w:numId w:val="7"/>
         </w:numPr>
+        <w:spacing w:line="360" w:lineRule="auto"/>
         <w:rPr>
           <w:rFonts w:ascii="Times New Roman" w:hAnsi="Times New Roman" w:cs="Times New Roman"/>
           <w:lang w:val="en-US"/>
@@ -11943,6 +12297,7 @@
           <w:ilvl w:val="0"/>
           <w:numId w:val="7"/>
         </w:numPr>
+        <w:spacing w:line="360" w:lineRule="auto"/>
         <w:rPr>
           <w:rFonts w:ascii="Times New Roman" w:hAnsi="Times New Roman" w:cs="Times New Roman"/>
           <w:lang w:val="en-US"/>
@@ -11974,6 +12329,7 @@
     </w:p>
     <w:p>
       <w:pPr>
+        <w:spacing w:line="360" w:lineRule="auto"/>
         <w:rPr>
           <w:rFonts w:ascii="Times New Roman" w:hAnsi="Times New Roman" w:cs="Times New Roman"/>
           <w:lang w:val="en-US"/>
@@ -12076,6 +12432,7 @@
     </w:p>
     <w:p>
       <w:pPr>
+        <w:spacing w:line="360" w:lineRule="auto"/>
         <w:rPr>
           <w:rFonts w:ascii="Times New Roman" w:hAnsi="Times New Roman" w:cs="Times New Roman"/>
           <w:lang w:val="en-US"/>
@@ -12178,6 +12535,7 @@
     </w:p>
     <w:p>
       <w:pPr>
+        <w:spacing w:line="360" w:lineRule="auto"/>
         <w:rPr>
           <w:rFonts w:ascii="Times New Roman" w:hAnsi="Times New Roman" w:cs="Times New Roman"/>
           <w:lang w:val="en-US"/>
@@ -12271,6 +12629,7 @@
     </w:p>
     <w:p>
       <w:pPr>
+        <w:spacing w:line="360" w:lineRule="auto"/>
         <w:rPr>
           <w:rFonts w:ascii="Times New Roman" w:hAnsi="Times New Roman" w:cs="Times New Roman"/>
           <w:lang w:val="en-US"/>
@@ -12288,6 +12647,7 @@
     </w:p>
     <w:p>
       <w:pPr>
+        <w:spacing w:line="360" w:lineRule="auto"/>
         <w:rPr>
           <w:rFonts w:ascii="Times New Roman" w:hAnsi="Times New Roman" w:cs="Times New Roman"/>
           <w:lang w:val="en-US"/>
@@ -12303,6 +12663,7 @@
     </w:p>
     <w:p>
       <w:pPr>
+        <w:spacing w:line="360" w:lineRule="auto"/>
         <w:rPr>
           <w:rFonts w:ascii="Times New Roman" w:hAnsi="Times New Roman" w:cs="Times New Roman"/>
           <w:lang w:val="en-US"/>
@@ -12334,6 +12695,7 @@
     </w:p>
     <w:p>
       <w:pPr>
+        <w:spacing w:line="360" w:lineRule="auto"/>
         <w:rPr>
           <w:rFonts w:ascii="Times New Roman" w:hAnsi="Times New Roman" w:cs="Times New Roman"/>
           <w:lang w:val="en-US"/>
@@ -12353,6 +12715,7 @@
           <w:ilvl w:val="0"/>
           <w:numId w:val="8"/>
         </w:numPr>
+        <w:spacing w:line="360" w:lineRule="auto"/>
         <w:rPr>
           <w:rFonts w:ascii="Times New Roman" w:hAnsi="Times New Roman" w:cs="Times New Roman"/>
           <w:lang w:val="en-US"/>
@@ -12388,6 +12751,7 @@
           <w:ilvl w:val="0"/>
           <w:numId w:val="8"/>
         </w:numPr>
+        <w:spacing w:line="360" w:lineRule="auto"/>
         <w:rPr>
           <w:rFonts w:ascii="Times New Roman" w:hAnsi="Times New Roman" w:cs="Times New Roman"/>
           <w:lang w:val="en-US"/>
@@ -12403,6 +12767,7 @@
     </w:p>
     <w:p>
       <w:pPr>
+        <w:spacing w:line="360" w:lineRule="auto"/>
         <w:rPr>
           <w:rFonts w:ascii="Times New Roman" w:hAnsi="Times New Roman" w:cs="Times New Roman"/>
           <w:lang w:val="en-US"/>
@@ -12505,6 +12870,7 @@
     </w:p>
     <w:p>
       <w:pPr>
+        <w:spacing w:line="360" w:lineRule="auto"/>
         <w:rPr>
           <w:rFonts w:ascii="Times New Roman" w:hAnsi="Times New Roman" w:cs="Times New Roman"/>
           <w:lang w:val="en-US"/>
@@ -12607,6 +12973,7 @@
     </w:p>
     <w:p>
       <w:pPr>
+        <w:spacing w:line="360" w:lineRule="auto"/>
         <w:rPr>
           <w:rFonts w:ascii="Times New Roman" w:hAnsi="Times New Roman" w:cs="Times New Roman"/>
           <w:lang w:val="en-US"/>
@@ -12700,6 +13067,7 @@
     </w:p>
     <w:p>
       <w:pPr>
+        <w:spacing w:line="360" w:lineRule="auto"/>
         <w:rPr>
           <w:rFonts w:ascii="Times New Roman" w:hAnsi="Times New Roman" w:cs="Times New Roman"/>
           <w:b/>
@@ -12714,6 +13082,7 @@
           <w:bCs/>
           <w:lang w:val="en-US"/>
         </w:rPr>
+        <w:lastRenderedPageBreak/>
         <w:t>Appendix</w:t>
       </w:r>
     </w:p>
@@ -12933,7 +13302,7 @@
                 <w:rFonts w:ascii="Times New Roman" w:hAnsi="Times New Roman" w:cs="Times New Roman"/>
                 <w:lang w:val="en-US"/>
               </w:rPr>
-              <w:t>3</w:t>
+              <w:t>2</w:t>
             </w:r>
           </w:p>
         </w:tc>
@@ -12957,7 +13326,6 @@
                 <w:rFonts w:ascii="Times New Roman" w:hAnsi="Times New Roman" w:cs="Times New Roman"/>
                 <w:lang w:val="en-US"/>
               </w:rPr>
-              <w:lastRenderedPageBreak/>
               <w:t>Task 3</w:t>
             </w:r>
           </w:p>
@@ -13002,7 +13370,7 @@
                 <w:rFonts w:ascii="Times New Roman" w:hAnsi="Times New Roman" w:cs="Times New Roman"/>
                 <w:lang w:val="en-US"/>
               </w:rPr>
-              <w:t>3</w:t>
+              <w:t>2</w:t>
             </w:r>
           </w:p>
         </w:tc>
@@ -13138,7 +13506,7 @@
                 <w:rFonts w:ascii="Times New Roman" w:hAnsi="Times New Roman" w:cs="Times New Roman"/>
                 <w:lang w:val="en-US"/>
               </w:rPr>
-              <w:t>4</w:t>
+              <w:t>3</w:t>
             </w:r>
           </w:p>
         </w:tc>
@@ -13203,7 +13571,16 @@
                 <w:bCs/>
                 <w:lang w:val="en-US"/>
               </w:rPr>
-              <w:t>13</w:t>
+              <w:t>1</w:t>
+            </w:r>
+            <w:r>
+              <w:rPr>
+                <w:rFonts w:ascii="Times New Roman" w:hAnsi="Times New Roman" w:cs="Times New Roman"/>
+                <w:b/>
+                <w:bCs/>
+                <w:lang w:val="en-US"/>
+              </w:rPr>
+              <w:t>0</w:t>
             </w:r>
           </w:p>
         </w:tc>
@@ -14645,6 +15022,7 @@
   <w:style w:type="paragraph" w:default="1" w:styleId="Normal">
     <w:name w:val="Normal"/>
     <w:qFormat/>
+    <w:rsid w:val="00661956"/>
   </w:style>
   <w:style w:type="paragraph" w:styleId="Heading1">
     <w:name w:val="heading 1"/>
@@ -14652,6 +15030,7 @@
     <w:next w:val="Normal"/>
     <w:uiPriority w:val="9"/>
     <w:qFormat/>
+    <w:rsid w:val="00336923"/>
     <w:pPr>
       <w:keepNext/>
       <w:keepLines/>
@@ -14659,8 +15038,9 @@
       <w:outlineLvl w:val="0"/>
     </w:pPr>
     <w:rPr>
-      <w:sz w:val="40"/>
-      <w:szCs w:val="40"/>
+      <w:rFonts w:ascii="Times New Roman" w:hAnsi="Times New Roman" w:cs="Times New Roman"/>
+      <w:sz w:val="32"/>
+      <w:szCs w:val="32"/>
     </w:rPr>
   </w:style>
   <w:style w:type="paragraph" w:styleId="Heading2">
@@ -14763,6 +15143,7 @@
   <w:style w:type="character" w:default="1" w:styleId="DefaultParagraphFont">
     <w:name w:val="Default Paragraph Font"/>
     <w:uiPriority w:val="1"/>
+    <w:semiHidden/>
     <w:unhideWhenUsed/>
   </w:style>
   <w:style w:type="table" w:default="1" w:styleId="TableNormal">
